--- a/authority_trade_summaries/2026-03-14_trade_summary_for_authorities.docx
+++ b/authority_trade_summaries/2026-03-14_trade_summary_for_authorities.docx
@@ -42,12 +42,12 @@
     </w:p>
     <w:p>
       <w:r>
-        <w:t xml:space="preserve">- Total recorded trades: 16</w:t>
+        <w:t xml:space="preserve">- Total recorded trades: 0</w:t>
       </w:r>
     </w:p>
     <w:p>
       <w:r>
-        <w:t xml:space="preserve">- Buy orders: 16</w:t>
+        <w:t xml:space="preserve">- Buy orders: 0</w:t>
       </w:r>
     </w:p>
     <w:p>
@@ -57,7 +57,7 @@
     </w:p>
     <w:p>
       <w:r>
-        <w:t xml:space="preserve">- Open trades: 16</w:t>
+        <w:t xml:space="preserve">- Open trades: 0</w:t>
       </w:r>
     </w:p>
     <w:p>
@@ -67,17 +67,17 @@
     </w:p>
     <w:p>
       <w:r>
-        <w:t xml:space="preserve">- Average recorded confidence: 61.5%</w:t>
+        <w:t xml:space="preserve">- Average recorded confidence: 0%</w:t>
       </w:r>
     </w:p>
     <w:p>
       <w:r>
-        <w:t xml:space="preserve">- Approximate total notional value of orders: USD 800.19</w:t>
+        <w:t xml:space="preserve">- Approximate total notional value of orders: USD 0.00</w:t>
       </w:r>
     </w:p>
     <w:p>
       <w:r>
-        <w:t xml:space="preserve">- Recorded time window: 2026-03-14T04:07:46.479821 to 2026-03-14T05:24:37.762838</w:t>
+        <w:t xml:space="preserve">- Recorded time window: No entries recorded to No entries recorded</w:t>
       </w:r>
     </w:p>
     <w:p>
@@ -98,17 +98,7 @@
     </w:p>
     <w:p>
       <w:r>
-        <w:t xml:space="preserve">- AAVE: 5 trades</w:t>
-      </w:r>
-    </w:p>
-    <w:p>
-      <w:r>
-        <w:t xml:space="preserve">- BTC: 6 trades</w:t>
-      </w:r>
-    </w:p>
-    <w:p>
-      <w:r>
-        <w:t xml:space="preserve">- ETH: 5 trades</w:t>
+        <w:t xml:space="preserve">- No recorded trades for BTC, ETH, or AAVE on this date.</w:t>
       </w:r>
     </w:p>
     <w:p/>
@@ -119,12 +109,12 @@
     </w:p>
     <w:p>
       <w:r>
-        <w:t xml:space="preserve">- The journal shows trading activity in testnet/shadow mode for this date.</w:t>
+        <w:t xml:space="preserve">- No trade entries were found in the formal journal for this date.</w:t>
       </w:r>
     </w:p>
     <w:p>
       <w:r>
-        <w:t xml:space="preserve">- The recorded entries for this date do not show completed closures; all recorded trades remain open.</w:t>
+        <w:t xml:space="preserve">- There are no recorded positions to describe for this date.</w:t>
       </w:r>
     </w:p>
     <w:p>
@@ -140,17 +130,17 @@
     </w:p>
     <w:p>
       <w:r>
-        <w:t xml:space="preserve">- Trade count increased by 16 compared with the previous day.</w:t>
+        <w:t xml:space="preserve">- Trade count was unchanged compared with the previous day.</w:t>
       </w:r>
     </w:p>
     <w:p>
       <w:r>
-        <w:t xml:space="preserve">- Buy-order change versus previous day: 16. Sell-order change versus previous day: 0.</w:t>
+        <w:t xml:space="preserve">- Buy-order change versus previous day: 0. Sell-order change versus previous day: 0.</w:t>
       </w:r>
     </w:p>
     <w:p>
       <w:r>
-        <w:t xml:space="preserve">- Approximate total order value increased by USD 800.19 compared with the previous day.</w:t>
+        <w:t xml:space="preserve">- Approximate total order value was unchanged compared with the previous day.</w:t>
       </w:r>
     </w:p>
     <w:p/>
@@ -161,7 +151,7 @@
     </w:p>
     <w:p>
       <w:r>
-        <w:t xml:space="preserve">- Generated from logs/trading_journal.json on 2026-03-14 05:38:21.</w:t>
+        <w:t xml:space="preserve">- Generated from logs/trading_journal.json on 2026-03-17 05:55:45.</w:t>
       </w:r>
     </w:p>
     <w:sectPr>

--- a/authority_trade_summaries/2026-03-14_trade_summary_for_authorities.docx
+++ b/authority_trade_summaries/2026-03-14_trade_summary_for_authorities.docx
@@ -21,7 +21,7 @@
     </w:p>
     <w:p>
       <w:r>
-        <w:t xml:space="preserve">- The primary source used is logs/trading_journal.json.</w:t>
+        <w:t xml:space="preserve">- The primary source used is logs/trading_journal.enc.</w:t>
       </w:r>
     </w:p>
     <w:p>
@@ -151,7 +151,7 @@
     </w:p>
     <w:p>
       <w:r>
-        <w:t xml:space="preserve">- Generated from logs/trading_journal.json on 2026-03-17 05:55:45.</w:t>
+        <w:t xml:space="preserve">- Generated from logs/trading_journal.enc on 2026-03-18 05:42:24.</w:t>
       </w:r>
     </w:p>
     <w:sectPr>

--- a/authority_trade_summaries/2026-03-14_trade_summary_for_authorities.docx
+++ b/authority_trade_summaries/2026-03-14_trade_summary_for_authorities.docx
@@ -151,7 +151,7 @@
     </w:p>
     <w:p>
       <w:r>
-        <w:t xml:space="preserve">- Generated from logs/trading_journal.enc on 2026-03-18 05:42:24.</w:t>
+        <w:t xml:space="preserve">- Generated from logs/trading_journal.enc on 2026-03-19 04:20:28.</w:t>
       </w:r>
     </w:p>
     <w:sectPr>
